--- a/Report Documents/Predicting_Political_Violence_Report.docx
+++ b/Report Documents/Predicting_Political_Violence_Report.docx
@@ -637,7 +637,21 @@
           <w:rFonts w:ascii="Times New Roman" w:eastAsia="Times New Roman" w:hAnsi="Times New Roman" w:cs="Times New Roman"/>
           <w:lang w:eastAsia="en-US"/>
         </w:rPr>
-        <w:t xml:space="preserve"> to predict whether or not a political extremist will plot and/or commit an act of political violence</w:t>
+        <w:t xml:space="preserve"> to predict whether or not a political extremist will </w:t>
+      </w:r>
+      <w:r>
+        <w:rPr>
+          <w:rFonts w:ascii="Times New Roman" w:eastAsia="Times New Roman" w:hAnsi="Times New Roman" w:cs="Times New Roman"/>
+          <w:lang w:eastAsia="en-US"/>
+        </w:rPr>
+        <w:t>participate in</w:t>
+      </w:r>
+      <w:r>
+        <w:rPr>
+          <w:rFonts w:ascii="Times New Roman" w:eastAsia="Times New Roman" w:hAnsi="Times New Roman" w:cs="Times New Roman"/>
+          <w:lang w:eastAsia="en-US"/>
+        </w:rPr>
+        <w:t xml:space="preserve"> or commit an act of political violence</w:t>
       </w:r>
       <w:r>
         <w:rPr>
@@ -6197,6 +6211,7 @@
     <w:rsid w:val="0075582D"/>
     <w:rsid w:val="008552E3"/>
     <w:rsid w:val="00E4163A"/>
+    <w:rsid w:val="00F54159"/>
   </w:rsids>
   <m:mathPr>
     <m:mathFont m:val="Cambria Math"/>

--- a/Report Documents/Predicting_Political_Violence_Report.docx
+++ b/Report Documents/Predicting_Political_Violence_Report.docx
@@ -37,16 +37,44 @@
     <w:p>
       <w:pPr>
         <w:pStyle w:val="Title"/>
-      </w:pPr>
-      <w:r>
+        <w:rPr>
+          <w:b/>
+          <w:bCs/>
+        </w:rPr>
+      </w:pPr>
+      <w:r>
+        <w:rPr>
+          <w:b/>
+          <w:bCs/>
+        </w:rPr>
         <w:t>Predicting Political Violence</w:t>
       </w:r>
       <w:r>
+        <w:rPr>
+          <w:b/>
+          <w:bCs/>
+        </w:rPr>
         <w:t xml:space="preserve"> in the United States</w:t>
       </w:r>
     </w:p>
     <w:p>
       <w:pPr>
+        <w:ind w:firstLine="0"/>
+        <w:rPr>
+          <w:b/>
+          <w:bCs/>
+        </w:rPr>
+      </w:pPr>
+      <w:r>
+        <w:rPr>
+          <w:b/>
+          <w:bCs/>
+        </w:rPr>
+        <w:t>Introduction</w:t>
+      </w:r>
+    </w:p>
+    <w:p>
+      <w:pPr>
         <w:suppressAutoHyphens w:val="0"/>
         <w:rPr>
           <w:rFonts w:ascii="Times New Roman" w:eastAsia="Times New Roman" w:hAnsi="Times New Roman" w:cs="Times New Roman"/>
@@ -242,21 +270,7 @@
           <w:rFonts w:ascii="Times New Roman" w:eastAsia="Times New Roman" w:hAnsi="Times New Roman" w:cs="Times New Roman"/>
           <w:lang w:eastAsia="en-US"/>
         </w:rPr>
-        <w:t>deidentified, but several notable domestic terrorist attacks, such as the Oklahoma City Bombing in 1994, the Charleston Church shooting in 2015, the El Paso Walmart shooting in 2019, and the Buffalo Grocery Store shooting in 2022</w:t>
-      </w:r>
-      <w:r>
-        <w:rPr>
-          <w:rFonts w:ascii="Times New Roman" w:eastAsia="Times New Roman" w:hAnsi="Times New Roman" w:cs="Times New Roman"/>
-          <w:lang w:eastAsia="en-US"/>
-        </w:rPr>
-        <w:t xml:space="preserve"> are discernably included in the dataset</w:t>
-      </w:r>
-      <w:r>
-        <w:rPr>
-          <w:rFonts w:ascii="Times New Roman" w:eastAsia="Times New Roman" w:hAnsi="Times New Roman" w:cs="Times New Roman"/>
-          <w:lang w:eastAsia="en-US"/>
-        </w:rPr>
-        <w:t xml:space="preserve">. What is notably excluded </w:t>
+        <w:t xml:space="preserve">deidentified, but several notable domestic terrorist attacks, such as the Oklahoma City Bombing in 1994, the Charleston Church shooting in 2015, the El Paso Walmart shooting in 2019, and the Buffalo </w:t>
       </w:r>
       <w:r>
         <w:rPr>
@@ -264,7 +278,35 @@
           <w:lang w:eastAsia="en-US"/>
         </w:rPr>
         <w:lastRenderedPageBreak/>
-        <w:t>from PIRUS is the January 6th Insurrection at the United States Capitol Building in 2021, which was excluded because of the</w:t>
+        <w:t>Grocery Store shooting in 2022</w:t>
+      </w:r>
+      <w:r>
+        <w:rPr>
+          <w:rFonts w:ascii="Times New Roman" w:eastAsia="Times New Roman" w:hAnsi="Times New Roman" w:cs="Times New Roman"/>
+          <w:lang w:eastAsia="en-US"/>
+        </w:rPr>
+        <w:t xml:space="preserve"> are discernabl</w:t>
+      </w:r>
+      <w:r>
+        <w:rPr>
+          <w:rFonts w:ascii="Times New Roman" w:eastAsia="Times New Roman" w:hAnsi="Times New Roman" w:cs="Times New Roman"/>
+          <w:lang w:eastAsia="en-US"/>
+        </w:rPr>
+        <w:t>e</w:t>
+      </w:r>
+      <w:r>
+        <w:rPr>
+          <w:rFonts w:ascii="Times New Roman" w:eastAsia="Times New Roman" w:hAnsi="Times New Roman" w:cs="Times New Roman"/>
+          <w:lang w:eastAsia="en-US"/>
+        </w:rPr>
+        <w:t xml:space="preserve"> in the dataset</w:t>
+      </w:r>
+      <w:r>
+        <w:rPr>
+          <w:rFonts w:ascii="Times New Roman" w:eastAsia="Times New Roman" w:hAnsi="Times New Roman" w:cs="Times New Roman"/>
+          <w:lang w:eastAsia="en-US"/>
+        </w:rPr>
+        <w:t>. What is notably excluded from PIRUS is the January 6th Insurrection at the United States Capitol Building in 2021, which was excluded because of the</w:t>
       </w:r>
       <w:r>
         <w:rPr>
@@ -448,14 +490,14 @@
           <w:rFonts w:ascii="Times New Roman" w:eastAsia="Times New Roman" w:hAnsi="Times New Roman" w:cs="Times New Roman"/>
           <w:lang w:eastAsia="en-US"/>
         </w:rPr>
-        <w:t>, two of the three numeric variables</w:t>
-      </w:r>
-      <w:r>
-        <w:rPr>
-          <w:rFonts w:ascii="Times New Roman" w:eastAsia="Times New Roman" w:hAnsi="Times New Roman" w:cs="Times New Roman"/>
-          <w:lang w:eastAsia="en-US"/>
-        </w:rPr>
-        <w:t>. The earliest observation in the dataset</w:t>
+        <w:t xml:space="preserve">. </w:t>
+      </w:r>
+      <w:r>
+        <w:rPr>
+          <w:rFonts w:ascii="Times New Roman" w:eastAsia="Times New Roman" w:hAnsi="Times New Roman" w:cs="Times New Roman"/>
+          <w:lang w:eastAsia="en-US"/>
+        </w:rPr>
+        <w:t>The earliest observation in the dataset</w:t>
       </w:r>
       <w:r>
         <w:rPr>
@@ -596,7 +638,15 @@
           <w:rFonts w:ascii="Times New Roman" w:eastAsia="Times New Roman" w:hAnsi="Times New Roman" w:cs="Times New Roman"/>
           <w:lang w:eastAsia="en-US"/>
         </w:rPr>
-        <w:t>that increasing numbers of people are extreme in their political leanings and are willing to commit violence to further their ideological goals</w:t>
+        <w:t xml:space="preserve">that increasing numbers of people are extreme </w:t>
+      </w:r>
+      <w:r>
+        <w:rPr>
+          <w:rFonts w:ascii="Times New Roman" w:eastAsia="Times New Roman" w:hAnsi="Times New Roman" w:cs="Times New Roman"/>
+          <w:lang w:eastAsia="en-US"/>
+        </w:rPr>
+        <w:lastRenderedPageBreak/>
+        <w:t>in their political leanings and are willing to commit violence to further their ideological goals</w:t>
       </w:r>
       <w:r>
         <w:rPr>
@@ -616,13 +666,33 @@
     <w:p>
       <w:pPr>
         <w:suppressAutoHyphens w:val="0"/>
-      </w:pPr>
-      <w:r>
-        <w:rPr>
-          <w:rFonts w:ascii="Times New Roman" w:eastAsia="Times New Roman" w:hAnsi="Times New Roman" w:cs="Times New Roman"/>
-          <w:lang w:eastAsia="en-US"/>
-        </w:rPr>
-        <w:lastRenderedPageBreak/>
+        <w:ind w:firstLine="0"/>
+        <w:rPr>
+          <w:rFonts w:ascii="Times New Roman" w:eastAsia="Times New Roman" w:hAnsi="Times New Roman" w:cs="Times New Roman"/>
+          <w:b/>
+          <w:bCs/>
+          <w:lang w:eastAsia="en-US"/>
+        </w:rPr>
+      </w:pPr>
+      <w:r>
+        <w:rPr>
+          <w:rFonts w:ascii="Times New Roman" w:eastAsia="Times New Roman" w:hAnsi="Times New Roman" w:cs="Times New Roman"/>
+          <w:b/>
+          <w:bCs/>
+          <w:lang w:eastAsia="en-US"/>
+        </w:rPr>
+        <w:t>Methods</w:t>
+      </w:r>
+    </w:p>
+    <w:p>
+      <w:pPr>
+        <w:suppressAutoHyphens w:val="0"/>
+      </w:pPr>
+      <w:r>
+        <w:rPr>
+          <w:rFonts w:ascii="Times New Roman" w:eastAsia="Times New Roman" w:hAnsi="Times New Roman" w:cs="Times New Roman"/>
+          <w:lang w:eastAsia="en-US"/>
+        </w:rPr>
         <w:t xml:space="preserve">The goal of the models I trained </w:t>
       </w:r>
       <w:r>
@@ -791,7 +861,21 @@
           <w:rFonts w:ascii="Times New Roman" w:eastAsia="Times New Roman" w:hAnsi="Times New Roman" w:cs="Times New Roman"/>
           <w:lang w:eastAsia="en-US"/>
         </w:rPr>
-        <w:t xml:space="preserve">When I looked at the summary for this model, I noticed that the model had </w:t>
+        <w:t>In the summary for this model</w:t>
+      </w:r>
+      <w:r>
+        <w:rPr>
+          <w:rFonts w:ascii="Times New Roman" w:eastAsia="Times New Roman" w:hAnsi="Times New Roman" w:cs="Times New Roman"/>
+          <w:lang w:eastAsia="en-US"/>
+        </w:rPr>
+        <w:t>, I noticed that the</w:t>
+      </w:r>
+      <w:r>
+        <w:rPr>
+          <w:rFonts w:ascii="Times New Roman" w:eastAsia="Times New Roman" w:hAnsi="Times New Roman" w:cs="Times New Roman"/>
+          <w:lang w:eastAsia="en-US"/>
+        </w:rPr>
+        <w:t xml:space="preserve">re were </w:t>
       </w:r>
       <w:r>
         <w:rPr>
@@ -1106,6 +1190,7 @@
         <w:suppressAutoHyphens w:val="0"/>
       </w:pPr>
       <w:r>
+        <w:lastRenderedPageBreak/>
         <w:t xml:space="preserve">Upon training these models, I extracted the coefficients of each, tested their accuracy on both the train and test to determine model fit, and performed my diagnostic tests. The best model </w:t>
       </w:r>
       <w:r>
@@ -1136,11 +1221,7 @@
         </m:acc>
       </m:oMath>
       <w:r>
-        <w:t xml:space="preserve"> as the lambda value and </w:t>
-      </w:r>
-      <w:r>
-        <w:lastRenderedPageBreak/>
-        <w:t xml:space="preserve">smoothing parameter. This model had an AUC of 93.05% and a test accuracy of </w:t>
+        <w:t xml:space="preserve"> as the lambda value and smoothing parameter. This model had an AUC of 93.05% and a test accuracy of </w:t>
       </w:r>
       <w:r>
         <w:t>85.74%. Something peculiar about this model</w:t>
@@ -1182,9 +1263,6 @@
         <w:t xml:space="preserve">n AUC of 92.7% and a test accuracy of 83.88%. This model was also a great fit for the data, with the difference between the test and train accuracy being just over 1%. </w:t>
       </w:r>
       <w:r>
-        <w:t xml:space="preserve">The worst model overall was the unpenalized logistic regression model, both in its predictive power </w:t>
-      </w:r>
-      <w:r>
         <w:t xml:space="preserve">It makes sense that the LASSO and Elastic Net models with </w:t>
       </w:r>
       <m:oMath>
@@ -1240,6 +1318,23 @@
       </w:r>
       <w:r>
         <w:t>.</w:t>
+      </w:r>
+    </w:p>
+    <w:p>
+      <w:pPr>
+        <w:suppressAutoHyphens w:val="0"/>
+        <w:ind w:firstLine="0"/>
+        <w:rPr>
+          <w:b/>
+          <w:bCs/>
+        </w:rPr>
+      </w:pPr>
+      <w:r>
+        <w:rPr>
+          <w:b/>
+          <w:bCs/>
+        </w:rPr>
+        <w:t>Discussion</w:t>
       </w:r>
     </w:p>
     <w:p>
@@ -1359,7 +1454,11 @@
         </m:r>
       </m:oMath>
       <w:r>
-        <w:t xml:space="preserve">, there needs to be some </w:t>
+        <w:t xml:space="preserve">, </w:t>
+      </w:r>
+      <w:r>
+        <w:lastRenderedPageBreak/>
+        <w:t xml:space="preserve">there needs to be some </w:t>
       </w:r>
       <w:r>
         <w:t xml:space="preserve">discussion. When I first saw this variable in my model, I was concerned that I should have removed it with the other plot-related variables, which were all perfectly indicative of my response variable. </w:t>
@@ -1370,11 +1469,25 @@
       </w:r>
       <w:proofErr w:type="spellEnd"/>
       <w:r>
-        <w:t xml:space="preserve">, however is not. Around 33% </w:t>
-      </w:r>
-      <w:r>
-        <w:lastRenderedPageBreak/>
-        <w:t>of the violent extremists observed in the original dataset did not create or contribute to a violent plot but participated in or committed an act of political violence otherwise, and around 3% of the non-violent extremists observed in the original dataset created or contributed to a violent plot but did not participate in or commit an act of political violence. Therefore, this variable can be signified as an extremely strong predictor, but not a perfect predictor, so it should be kept in the model for now. The coefficient is interpreted as follows: The odds that an extremist will participate in or commit an act of political violence are 26.6 times higher for an extremist who created or contributed to a violent plot, compared to an extremist who simply associated with extremists, holding all other variables constant.</w:t>
+        <w:t>, however</w:t>
+      </w:r>
+      <w:r>
+        <w:t>,</w:t>
+      </w:r>
+      <w:r>
+        <w:t xml:space="preserve"> is not. Around 33% of the violent extremists observed in the original dataset did not create or contribute to a violent plot but participated in or committed an act of political violence otherwise, and around 3% of the non-violent extremists observed in the original dataset created or contributed to a violent plot but did not </w:t>
+      </w:r>
+      <w:r>
+        <w:t>act on this plot</w:t>
+      </w:r>
+      <w:r>
+        <w:t xml:space="preserve">. Therefore, this variable </w:t>
+      </w:r>
+      <w:r>
+        <w:t xml:space="preserve">is </w:t>
+      </w:r>
+      <w:r>
+        <w:t>an extremely strong predictor, but not a perfect predictor, so it should be kept in the model for now. The coefficient is interpreted as follows: The odds that an extremist will participate in or commit an act of political violence are 26.6 times higher for an extremist who created or contributed to a violent plot, compared to an extremist who simply associated with extremists, holding all other variables constant.</w:t>
       </w:r>
       <w:r>
         <w:t xml:space="preserve"> </w:t>
@@ -1385,10 +1498,10 @@
         <w:suppressAutoHyphens w:val="0"/>
       </w:pPr>
       <w:r>
-        <w:t xml:space="preserve"> Overall, my models were very strong in predicting whether an extremist would participate in or commit an act of political violence, with the LASSO models being the best, Elastic Net being just behind LASSO, and the Ridge and unpenalized logistic regression models rounding out the lower end of predictive power. My intent for these models was to cut through polarized narratives and develop an understanding of what makes an extremist more likely to be violent, and I believe this intent was delivered. If the United States population can better understand domestic political violence, I believe that our abilities to prevent and mitigate it on all sides will be all the stronger. What could make my models and analysis even stronger would be training more </w:t>
-      </w:r>
-      <w:r>
-        <w:t>advanced predictive algorithms, such as support vector machines, random forest models, and neural networks. I intend on building these models as I develop a further understanding of these models, and hope that the START Consortium publishes an updated version of PIRUS on which I can train these models. With a more robust dataset and advanced predictive models, I believe my predictive power would only increase.</w:t>
+        <w:t xml:space="preserve"> Overall, my models were very strong in predicting whether an extremist would participate in or commit an act of political violence, with the LASSO models being the best, Elastic Net being just behind LASSO, and the Ridge and unpenalized logistic regression models rounding out the lower end of predictive power. My intent for these models was to cut through polarized narratives and develop an understanding of what makes an extremist more likely to be violent. If the United States population can better understand domestic political violence, I believe that our abilities to prevent and mitigate it will be all the stronger. What could make my models and analysis even stronger would be training more </w:t>
+      </w:r>
+      <w:r>
+        <w:t>advanced predictive algorithms, such as support vector machines, random forest models, and neural networks. I intend on building these models as I develop a further understanding of these models, and hope that the START Consortium publishes an updated version of PIRUS on which I can train these models.</w:t>
       </w:r>
     </w:p>
     <w:p>
@@ -6210,8 +6323,8 @@
     <w:rsid w:val="005F61CA"/>
     <w:rsid w:val="0075582D"/>
     <w:rsid w:val="008552E3"/>
+    <w:rsid w:val="00AD56FD"/>
     <w:rsid w:val="00E4163A"/>
-    <w:rsid w:val="00F54159"/>
   </w:rsids>
   <m:mathPr>
     <m:mathFont m:val="Cambria Math"/>
